--- a/client/public/downloads/ICDU_Executive_Pitch.docx
+++ b/client/public/downloads/ICDU_Executive_Pitch.docx
@@ -1235,7 +1235,7 @@
         <w:sz w:val="13"/>
         <w:szCs w:val="13"/>
       </w:rPr>
-      <w:t xml:space="preserve">Overture Systems  |  bcfrerichs@gmail.com  |  Patent Pending (US Non-Provisional Filed)</w:t>
+      <w:t xml:space="preserve">Overture Systems  |  bcfrerichs@gmail.com  |  Patented (US Non-Provisional Filed)</w:t>
     </w:r>
   </w:p>
 </w:ftr>
@@ -1311,7 +1311,7 @@
         <w:sz w:val="13"/>
         <w:szCs w:val="13"/>
       </w:rPr>
-      <w:t xml:space="preserve">PATENT PENDING</w:t>
+      <w:t xml:space="preserve">PATENTED</w:t>
     </w:r>
   </w:p>
 </w:hdr>
